--- a/5th Term/Math methods of statistical data processing/Lab8/ЛР8_ММОСД-new.docx
+++ b/5th Term/Math methods of statistical data processing/Lab8/ЛР8_ММОСД-new.docx
@@ -1,6 +1,6 @@
 
 <file path=word/document.xml><?xml version="1.0" encoding="utf-8"?>
-<w:document xmlns:wpc="http://schemas.microsoft.com/office/word/2010/wordprocessingCanvas" xmlns:cx="http://schemas.microsoft.com/office/drawing/2014/chartex" xmlns:cx1="http://schemas.microsoft.com/office/drawing/2015/9/8/chartex" xmlns:cx2="http://schemas.microsoft.com/office/drawing/2015/10/21/chartex" xmlns:cx3="http://schemas.microsoft.com/office/drawing/2016/5/9/chartex" xmlns:cx4="http://schemas.microsoft.com/office/drawing/2016/5/10/chartex" xmlns:cx5="http://schemas.microsoft.com/office/drawing/2016/5/11/chartex" xmlns:cx6="http://schemas.microsoft.com/office/drawing/2016/5/12/chartex" xmlns:cx7="http://schemas.microsoft.com/office/drawing/2016/5/13/chartex" xmlns:cx8="http://schemas.microsoft.com/office/drawing/2016/5/14/chartex" xmlns:mc="http://schemas.openxmlformats.org/markup-compatibility/2006" xmlns:aink="http://schemas.microsoft.com/office/drawing/2016/ink" xmlns:am3d="http://schemas.microsoft.com/office/drawing/2017/model3d" xmlns:o="urn:schemas-microsoft-com:office:office" xmlns:r="http://schemas.openxmlformats.org/officeDocument/2006/relationships" xmlns:m="http://schemas.openxmlformats.org/officeDocument/2006/math" xmlns:v="urn:schemas-microsoft-com:vml" xmlns:wp14="http://schemas.microsoft.com/office/word/2010/wordprocessingDrawing" xmlns:wp="http://schemas.openxmlformats.org/drawingml/2006/wordprocessingDrawing" xmlns:w10="urn:schemas-microsoft-com:office:word" xmlns:w="http://schemas.openxmlformats.org/wordprocessingml/2006/main" xmlns:w14="http://schemas.microsoft.com/office/word/2010/wordml" xmlns:w15="http://schemas.microsoft.com/office/word/2012/wordml" xmlns:w16cid="http://schemas.microsoft.com/office/word/2016/wordml/cid" xmlns:w16se="http://schemas.microsoft.com/office/word/2015/wordml/symex" xmlns:wpg="http://schemas.microsoft.com/office/word/2010/wordprocessingGroup" xmlns:wpi="http://schemas.microsoft.com/office/word/2010/wordprocessingInk" xmlns:wne="http://schemas.microsoft.com/office/word/2006/wordml" xmlns:wps="http://schemas.microsoft.com/office/word/2010/wordprocessingShape" mc:Ignorable="w14 w15 w16se w16cid wp14">
+<w:document xmlns:wpc="http://schemas.microsoft.com/office/word/2010/wordprocessingCanvas" xmlns:cx="http://schemas.microsoft.com/office/drawing/2014/chartex" xmlns:cx1="http://schemas.microsoft.com/office/drawing/2015/9/8/chartex" xmlns:cx2="http://schemas.microsoft.com/office/drawing/2015/10/21/chartex" xmlns:cx3="http://schemas.microsoft.com/office/drawing/2016/5/9/chartex" xmlns:cx4="http://schemas.microsoft.com/office/drawing/2016/5/10/chartex" xmlns:cx5="http://schemas.microsoft.com/office/drawing/2016/5/11/chartex" xmlns:cx6="http://schemas.microsoft.com/office/drawing/2016/5/12/chartex" xmlns:cx7="http://schemas.microsoft.com/office/drawing/2016/5/13/chartex" xmlns:cx8="http://schemas.microsoft.com/office/drawing/2016/5/14/chartex" xmlns:mc="http://schemas.openxmlformats.org/markup-compatibility/2006" xmlns:aink="http://schemas.microsoft.com/office/drawing/2016/ink" xmlns:am3d="http://schemas.microsoft.com/office/drawing/2017/model3d" xmlns:o="urn:schemas-microsoft-com:office:office" xmlns:oel="http://schemas.microsoft.com/office/2019/extlst" xmlns:r="http://schemas.openxmlformats.org/officeDocument/2006/relationships" xmlns:m="http://schemas.openxmlformats.org/officeDocument/2006/math" xmlns:v="urn:schemas-microsoft-com:vml" xmlns:wp14="http://schemas.microsoft.com/office/word/2010/wordprocessingDrawing" xmlns:wp="http://schemas.openxmlformats.org/drawingml/2006/wordprocessingDrawing" xmlns:w10="urn:schemas-microsoft-com:office:word" xmlns:w="http://schemas.openxmlformats.org/wordprocessingml/2006/main" xmlns:w14="http://schemas.microsoft.com/office/word/2010/wordml" xmlns:w15="http://schemas.microsoft.com/office/word/2012/wordml" xmlns:w16cex="http://schemas.microsoft.com/office/word/2018/wordml/cex" xmlns:w16cid="http://schemas.microsoft.com/office/word/2016/wordml/cid" xmlns:w16="http://schemas.microsoft.com/office/word/2018/wordml" xmlns:w16sdtdh="http://schemas.microsoft.com/office/word/2020/wordml/sdtdatahash" xmlns:w16se="http://schemas.microsoft.com/office/word/2015/wordml/symex" xmlns:wpg="http://schemas.microsoft.com/office/word/2010/wordprocessingGroup" xmlns:wpi="http://schemas.microsoft.com/office/word/2010/wordprocessingInk" xmlns:wne="http://schemas.microsoft.com/office/word/2006/wordml" xmlns:wps="http://schemas.microsoft.com/office/word/2010/wordprocessingShape" mc:Ignorable="w14 w15 w16se w16cid w16 w16cex w16sdtdh wp14">
   <w:body>
     <w:p>
       <w:pPr>
@@ -142,6 +142,66 @@
     </w:p>
     <w:p>
       <w:pPr>
+        <w:rPr>
+          <w:rFonts w:ascii="Times New Roman" w:hAnsi="Times New Roman" w:cs="Times New Roman"/>
+          <w:sz w:val="28"/>
+          <w:szCs w:val="28"/>
+          <w:lang w:val="en-US"/>
+        </w:rPr>
+      </w:pPr>
+      <w:r>
+        <w:rPr>
+          <w:rFonts w:ascii="Times New Roman" w:hAnsi="Times New Roman" w:cs="Times New Roman"/>
+          <w:sz w:val="28"/>
+          <w:szCs w:val="28"/>
+          <w:lang w:val="en-US"/>
+        </w:rPr>
+        <w:drawing>
+          <wp:inline distT="0" distB="0" distL="0" distR="0" wp14:anchorId="48096F93" wp14:editId="452D6FDA">
+            <wp:extent cx="5727065" cy="2859405"/>
+            <wp:effectExtent l="0" t="0" r="6985" b="0"/>
+            <wp:docPr id="1" name="Рисунок 1"/>
+            <wp:cNvGraphicFramePr>
+              <a:graphicFrameLocks xmlns:a="http://schemas.openxmlformats.org/drawingml/2006/main" noChangeAspect="1"/>
+            </wp:cNvGraphicFramePr>
+            <a:graphic xmlns:a="http://schemas.openxmlformats.org/drawingml/2006/main">
+              <a:graphicData uri="http://schemas.openxmlformats.org/drawingml/2006/picture">
+                <pic:pic xmlns:pic="http://schemas.openxmlformats.org/drawingml/2006/picture">
+                  <pic:nvPicPr>
+                    <pic:cNvPr id="1" name=""/>
+                    <pic:cNvPicPr/>
+                  </pic:nvPicPr>
+                  <pic:blipFill rotWithShape="1">
+                    <a:blip r:embed="rId5"/>
+                    <a:srcRect l="3592" t="10281"/>
+                    <a:stretch/>
+                  </pic:blipFill>
+                  <pic:spPr bwMode="auto">
+                    <a:xfrm>
+                      <a:off x="0" y="0"/>
+                      <a:ext cx="5727065" cy="2859405"/>
+                    </a:xfrm>
+                    <a:prstGeom prst="rect">
+                      <a:avLst/>
+                    </a:prstGeom>
+                    <a:ln>
+                      <a:noFill/>
+                    </a:ln>
+                    <a:extLst>
+                      <a:ext uri="{53640926-AAD7-44D8-BBD7-CCE9431645EC}">
+                        <a14:shadowObscured xmlns:a14="http://schemas.microsoft.com/office/drawing/2010/main"/>
+                      </a:ext>
+                    </a:extLst>
+                  </pic:spPr>
+                </pic:pic>
+              </a:graphicData>
+            </a:graphic>
+          </wp:inline>
+        </w:drawing>
+      </w:r>
+    </w:p>
+    <w:p>
+      <w:pPr>
         <w:pStyle w:val="a7"/>
         <w:numPr>
           <w:ilvl w:val="0"/>
@@ -169,6 +229,7 @@
           <w:rFonts w:ascii="Times New Roman" w:hAnsi="Times New Roman" w:cs="Times New Roman"/>
           <w:sz w:val="28"/>
           <w:szCs w:val="28"/>
+          <w:lang w:val="en-US"/>
         </w:rPr>
       </w:pPr>
       <w:r>
@@ -186,6 +247,59 @@
           <w:szCs w:val="28"/>
         </w:rPr>
         <w:t xml:space="preserve"> (данные – очистить данные – удалить повторы)</w:t>
+      </w:r>
+    </w:p>
+    <w:p>
+      <w:pPr>
+        <w:rPr>
+          <w:rFonts w:ascii="Times New Roman" w:hAnsi="Times New Roman" w:cs="Times New Roman"/>
+          <w:sz w:val="28"/>
+          <w:szCs w:val="28"/>
+          <w:lang w:val="en-US"/>
+        </w:rPr>
+      </w:pPr>
+      <w:r>
+        <w:rPr>
+          <w:rFonts w:ascii="Times New Roman" w:hAnsi="Times New Roman" w:cs="Times New Roman"/>
+          <w:sz w:val="28"/>
+          <w:szCs w:val="28"/>
+          <w:lang w:val="en-US"/>
+        </w:rPr>
+        <w:drawing>
+          <wp:inline distT="0" distB="0" distL="0" distR="0" wp14:anchorId="4919347A" wp14:editId="6A4317DB">
+            <wp:extent cx="5940425" cy="2284095"/>
+            <wp:effectExtent l="0" t="0" r="3175" b="1905"/>
+            <wp:docPr id="4" name="Рисунок 4"/>
+            <wp:cNvGraphicFramePr>
+              <a:graphicFrameLocks xmlns:a="http://schemas.openxmlformats.org/drawingml/2006/main" noChangeAspect="1"/>
+            </wp:cNvGraphicFramePr>
+            <a:graphic xmlns:a="http://schemas.openxmlformats.org/drawingml/2006/main">
+              <a:graphicData uri="http://schemas.openxmlformats.org/drawingml/2006/picture">
+                <pic:pic xmlns:pic="http://schemas.openxmlformats.org/drawingml/2006/picture">
+                  <pic:nvPicPr>
+                    <pic:cNvPr id="1" name=""/>
+                    <pic:cNvPicPr/>
+                  </pic:nvPicPr>
+                  <pic:blipFill>
+                    <a:blip r:embed="rId6"/>
+                    <a:stretch>
+                      <a:fillRect/>
+                    </a:stretch>
+                  </pic:blipFill>
+                  <pic:spPr>
+                    <a:xfrm>
+                      <a:off x="0" y="0"/>
+                      <a:ext cx="5940425" cy="2284095"/>
+                    </a:xfrm>
+                    <a:prstGeom prst="rect">
+                      <a:avLst/>
+                    </a:prstGeom>
+                  </pic:spPr>
+                </pic:pic>
+              </a:graphicData>
+            </a:graphic>
+          </wp:inline>
+        </w:drawing>
       </w:r>
     </w:p>
     <w:p>
@@ -243,30 +357,6 @@
           <w:szCs w:val="28"/>
         </w:rPr>
       </w:pPr>
-      <w:r>
-        <w:rPr>
-          <w:rFonts w:ascii="Times New Roman" w:hAnsi="Times New Roman" w:cs="Times New Roman"/>
-          <w:sz w:val="28"/>
-          <w:szCs w:val="28"/>
-        </w:rPr>
-        <w:t xml:space="preserve">       </w:t>
-      </w:r>
-      <w:r>
-        <w:rPr>
-          <w:rFonts w:ascii="Times New Roman" w:hAnsi="Times New Roman" w:cs="Times New Roman"/>
-          <w:sz w:val="28"/>
-          <w:szCs w:val="28"/>
-        </w:rPr>
-        <w:t xml:space="preserve">3. </w:t>
-      </w:r>
-      <w:r>
-        <w:rPr>
-          <w:rFonts w:ascii="Times New Roman" w:hAnsi="Times New Roman" w:cs="Times New Roman"/>
-          <w:sz w:val="28"/>
-          <w:szCs w:val="28"/>
-        </w:rPr>
-        <w:t xml:space="preserve"> Привести заголовки к единому стилю, удалить лишние пробелы и символы.</w:t>
-      </w:r>
     </w:p>
     <w:p>
       <w:pPr>
@@ -285,41 +375,7 @@
           <w:sz w:val="28"/>
           <w:szCs w:val="28"/>
         </w:rPr>
-        <w:t xml:space="preserve">       4. Отформатировать </w:t>
-      </w:r>
-      <w:proofErr w:type="gramStart"/>
-      <w:r>
-        <w:rPr>
-          <w:rFonts w:ascii="Times New Roman" w:hAnsi="Times New Roman" w:cs="Times New Roman"/>
-          <w:sz w:val="28"/>
-          <w:szCs w:val="28"/>
-        </w:rPr>
-        <w:t>данные  -</w:t>
-      </w:r>
-      <w:proofErr w:type="gramEnd"/>
-      <w:r>
-        <w:rPr>
-          <w:rFonts w:ascii="Times New Roman" w:hAnsi="Times New Roman" w:cs="Times New Roman"/>
-          <w:sz w:val="28"/>
-          <w:szCs w:val="28"/>
-        </w:rPr>
-        <w:t xml:space="preserve"> преобразовать текстовые числа в числовой формат,</w:t>
-      </w:r>
-      <w:r>
-        <w:rPr>
-          <w:rFonts w:ascii="Times New Roman" w:hAnsi="Times New Roman" w:cs="Times New Roman"/>
-          <w:sz w:val="28"/>
-          <w:szCs w:val="28"/>
-        </w:rPr>
-        <w:t xml:space="preserve"> </w:t>
-      </w:r>
-      <w:r>
-        <w:rPr>
-          <w:rFonts w:ascii="Times New Roman" w:hAnsi="Times New Roman" w:cs="Times New Roman"/>
-          <w:sz w:val="28"/>
-          <w:szCs w:val="28"/>
-        </w:rPr>
-        <w:t xml:space="preserve"> формат время (даты) в формат времени и даты</w:t>
+        <w:t xml:space="preserve">      </w:t>
       </w:r>
     </w:p>
     <w:p>
@@ -331,22 +387,16 @@
           <w:rFonts w:ascii="Times New Roman" w:hAnsi="Times New Roman" w:cs="Times New Roman"/>
           <w:sz w:val="28"/>
           <w:szCs w:val="28"/>
-        </w:rPr>
-      </w:pPr>
-      <w:r>
-        <w:rPr>
-          <w:rFonts w:ascii="Times New Roman" w:hAnsi="Times New Roman" w:cs="Times New Roman"/>
-          <w:sz w:val="28"/>
-          <w:szCs w:val="28"/>
-        </w:rPr>
-        <w:t xml:space="preserve">       5.  Указать тип данных для каждого столбца (числовой, текстовый, дата и т. д.).  Если</w:t>
-      </w:r>
-      <w:r>
-        <w:rPr>
-          <w:rFonts w:ascii="Times New Roman" w:hAnsi="Times New Roman" w:cs="Times New Roman"/>
-          <w:sz w:val="28"/>
-          <w:szCs w:val="28"/>
-        </w:rPr>
+          <w:lang w:val="en-US"/>
+        </w:rPr>
+      </w:pPr>
+      <w:r>
+        <w:rPr>
+          <w:rFonts w:ascii="Times New Roman" w:hAnsi="Times New Roman" w:cs="Times New Roman"/>
+          <w:sz w:val="28"/>
+          <w:szCs w:val="28"/>
+        </w:rPr>
+        <w:lastRenderedPageBreak/>
         <w:t xml:space="preserve"> </w:t>
       </w:r>
       <w:r>
@@ -355,7 +405,15 @@
           <w:sz w:val="28"/>
           <w:szCs w:val="28"/>
         </w:rPr>
-        <w:t>возможно, добавить единицы измерения.</w:t>
+        <w:t xml:space="preserve">3. </w:t>
+      </w:r>
+      <w:r>
+        <w:rPr>
+          <w:rFonts w:ascii="Times New Roman" w:hAnsi="Times New Roman" w:cs="Times New Roman"/>
+          <w:sz w:val="28"/>
+          <w:szCs w:val="28"/>
+        </w:rPr>
+        <w:t xml:space="preserve"> Привести заголовки к единому стилю, удалить лишние пробелы и символы.</w:t>
       </w:r>
     </w:p>
     <w:p>
@@ -367,15 +425,51 @@
           <w:rFonts w:ascii="Times New Roman" w:hAnsi="Times New Roman" w:cs="Times New Roman"/>
           <w:sz w:val="28"/>
           <w:szCs w:val="28"/>
-        </w:rPr>
-      </w:pPr>
-      <w:r>
-        <w:rPr>
-          <w:rFonts w:ascii="Times New Roman" w:hAnsi="Times New Roman" w:cs="Times New Roman"/>
-          <w:sz w:val="28"/>
-          <w:szCs w:val="28"/>
-        </w:rPr>
-        <w:t xml:space="preserve">       6. Добавить фильтрацию по каждому из столбцов</w:t>
+          <w:lang w:val="en-US"/>
+        </w:rPr>
+      </w:pPr>
+      <w:r>
+        <w:rPr>
+          <w:rFonts w:ascii="Times New Roman" w:hAnsi="Times New Roman" w:cs="Times New Roman"/>
+          <w:sz w:val="28"/>
+          <w:szCs w:val="28"/>
+          <w:lang w:val="en-US"/>
+        </w:rPr>
+        <w:drawing>
+          <wp:inline distT="0" distB="0" distL="0" distR="0" wp14:anchorId="578D8D8B" wp14:editId="71EC7FF2">
+            <wp:extent cx="5940425" cy="342900"/>
+            <wp:effectExtent l="0" t="0" r="3175" b="0"/>
+            <wp:docPr id="5" name="Рисунок 5"/>
+            <wp:cNvGraphicFramePr>
+              <a:graphicFrameLocks xmlns:a="http://schemas.openxmlformats.org/drawingml/2006/main" noChangeAspect="1"/>
+            </wp:cNvGraphicFramePr>
+            <a:graphic xmlns:a="http://schemas.openxmlformats.org/drawingml/2006/main">
+              <a:graphicData uri="http://schemas.openxmlformats.org/drawingml/2006/picture">
+                <pic:pic xmlns:pic="http://schemas.openxmlformats.org/drawingml/2006/picture">
+                  <pic:nvPicPr>
+                    <pic:cNvPr id="1" name=""/>
+                    <pic:cNvPicPr/>
+                  </pic:nvPicPr>
+                  <pic:blipFill>
+                    <a:blip r:embed="rId7"/>
+                    <a:stretch>
+                      <a:fillRect/>
+                    </a:stretch>
+                  </pic:blipFill>
+                  <pic:spPr>
+                    <a:xfrm>
+                      <a:off x="0" y="0"/>
+                      <a:ext cx="5940425" cy="342900"/>
+                    </a:xfrm>
+                    <a:prstGeom prst="rect">
+                      <a:avLst/>
+                    </a:prstGeom>
+                  </pic:spPr>
+                </pic:pic>
+              </a:graphicData>
+            </a:graphic>
+          </wp:inline>
+        </w:drawing>
       </w:r>
     </w:p>
     <w:p>
@@ -384,64 +478,52 @@
           <w:tab w:val="left" w:pos="1350"/>
         </w:tabs>
         <w:rPr>
-          <w:rFonts w:ascii="Times New Roman" w:eastAsia="Times New Roman" w:hAnsi="Times New Roman" w:cs="Times New Roman"/>
-          <w:color w:val="000000"/>
-          <w:sz w:val="28"/>
-          <w:szCs w:val="28"/>
-          <w:lang w:eastAsia="ru-RU"/>
-        </w:rPr>
-      </w:pPr>
-      <w:r>
-        <w:rPr>
-          <w:rFonts w:ascii="Times New Roman" w:hAnsi="Times New Roman" w:cs="Times New Roman"/>
-          <w:sz w:val="28"/>
-          <w:szCs w:val="28"/>
-        </w:rPr>
-        <w:t xml:space="preserve">       </w:t>
-      </w:r>
-      <w:r>
-        <w:rPr>
-          <w:rFonts w:ascii="Times New Roman" w:hAnsi="Times New Roman" w:cs="Times New Roman"/>
-          <w:sz w:val="28"/>
-          <w:szCs w:val="28"/>
-        </w:rPr>
-        <w:t>7</w:t>
-      </w:r>
-      <w:r>
-        <w:rPr>
-          <w:rFonts w:ascii="Times New Roman" w:hAnsi="Times New Roman" w:cs="Times New Roman"/>
-          <w:sz w:val="28"/>
-          <w:szCs w:val="28"/>
-        </w:rPr>
-        <w:t xml:space="preserve">. </w:t>
-      </w:r>
-      <w:r>
-        <w:rPr>
-          <w:rFonts w:ascii="Times New Roman" w:hAnsi="Times New Roman" w:cs="Times New Roman"/>
-          <w:sz w:val="28"/>
-          <w:szCs w:val="28"/>
-        </w:rPr>
-        <w:t>В</w:t>
-      </w:r>
-      <w:r>
-        <w:rPr>
-          <w:rFonts w:ascii="Times New Roman" w:eastAsia="Times New Roman" w:hAnsi="Times New Roman" w:cs="Times New Roman"/>
-          <w:color w:val="000000"/>
-          <w:sz w:val="28"/>
-          <w:szCs w:val="28"/>
-          <w:lang w:eastAsia="ru-RU"/>
-        </w:rPr>
-        <w:t>ыбрать 2 числовых столбца</w:t>
-      </w:r>
-      <w:r>
-        <w:rPr>
-          <w:rFonts w:ascii="Times New Roman" w:eastAsia="Times New Roman" w:hAnsi="Times New Roman" w:cs="Times New Roman"/>
-          <w:color w:val="000000"/>
-          <w:sz w:val="28"/>
-          <w:szCs w:val="28"/>
-          <w:lang w:eastAsia="ru-RU"/>
-        </w:rPr>
-        <w:t>, между которыми возможна взаимосвязь.</w:t>
+          <w:rFonts w:ascii="Times New Roman" w:hAnsi="Times New Roman" w:cs="Times New Roman"/>
+          <w:sz w:val="28"/>
+          <w:szCs w:val="28"/>
+        </w:rPr>
+      </w:pPr>
+      <w:r>
+        <w:rPr>
+          <w:rFonts w:ascii="Times New Roman" w:hAnsi="Times New Roman" w:cs="Times New Roman"/>
+          <w:sz w:val="28"/>
+          <w:szCs w:val="28"/>
+        </w:rPr>
+        <w:t xml:space="preserve">       4. Отформатировать </w:t>
+      </w:r>
+      <w:proofErr w:type="gramStart"/>
+      <w:r>
+        <w:rPr>
+          <w:rFonts w:ascii="Times New Roman" w:hAnsi="Times New Roman" w:cs="Times New Roman"/>
+          <w:sz w:val="28"/>
+          <w:szCs w:val="28"/>
+        </w:rPr>
+        <w:t>данные  -</w:t>
+      </w:r>
+      <w:proofErr w:type="gramEnd"/>
+      <w:r>
+        <w:rPr>
+          <w:rFonts w:ascii="Times New Roman" w:hAnsi="Times New Roman" w:cs="Times New Roman"/>
+          <w:sz w:val="28"/>
+          <w:szCs w:val="28"/>
+        </w:rPr>
+        <w:t xml:space="preserve"> преобразовать текстовые числа в числовой формат,</w:t>
+      </w:r>
+      <w:r>
+        <w:rPr>
+          <w:rFonts w:ascii="Times New Roman" w:hAnsi="Times New Roman" w:cs="Times New Roman"/>
+          <w:sz w:val="28"/>
+          <w:szCs w:val="28"/>
+        </w:rPr>
+        <w:t xml:space="preserve"> </w:t>
+      </w:r>
+      <w:r>
+        <w:rPr>
+          <w:rFonts w:ascii="Times New Roman" w:hAnsi="Times New Roman" w:cs="Times New Roman"/>
+          <w:sz w:val="28"/>
+          <w:szCs w:val="28"/>
+        </w:rPr>
+        <w:t xml:space="preserve"> формат время (даты) в формат времени и даты</w:t>
       </w:r>
     </w:p>
     <w:p>
@@ -450,165 +532,35 @@
           <w:tab w:val="left" w:pos="1350"/>
         </w:tabs>
         <w:rPr>
-          <w:rFonts w:ascii="Times New Roman" w:eastAsia="Times New Roman" w:hAnsi="Times New Roman" w:cs="Times New Roman"/>
-          <w:color w:val="000000"/>
-          <w:sz w:val="28"/>
-          <w:szCs w:val="28"/>
-          <w:lang w:eastAsia="ru-RU"/>
-        </w:rPr>
-      </w:pPr>
-      <w:r>
-        <w:rPr>
-          <w:rFonts w:ascii="Times New Roman" w:eastAsia="Times New Roman" w:hAnsi="Times New Roman" w:cs="Times New Roman"/>
-          <w:color w:val="000000"/>
-          <w:sz w:val="28"/>
-          <w:szCs w:val="28"/>
-          <w:lang w:eastAsia="ru-RU"/>
-        </w:rPr>
-        <w:t xml:space="preserve">       8. </w:t>
-      </w:r>
-      <w:r>
-        <w:rPr>
-          <w:rFonts w:ascii="Times New Roman" w:eastAsia="Times New Roman" w:hAnsi="Times New Roman" w:cs="Times New Roman"/>
-          <w:color w:val="000000"/>
-          <w:sz w:val="28"/>
-          <w:szCs w:val="28"/>
-          <w:lang w:eastAsia="ru-RU"/>
-        </w:rPr>
-        <w:t xml:space="preserve">Для каждой выборки вычислить точечные оценки среднего, медианы, дисперсии, среднеквадратического отклонения, коэффициента вариации, размаха, </w:t>
-      </w:r>
-      <w:proofErr w:type="spellStart"/>
-      <w:r>
-        <w:rPr>
-          <w:rFonts w:ascii="Times New Roman" w:eastAsia="Times New Roman" w:hAnsi="Times New Roman" w:cs="Times New Roman"/>
-          <w:color w:val="000000"/>
-          <w:sz w:val="28"/>
-          <w:szCs w:val="28"/>
-          <w:lang w:eastAsia="ru-RU"/>
-        </w:rPr>
-        <w:t>интердецильного</w:t>
-      </w:r>
-      <w:proofErr w:type="spellEnd"/>
-      <w:r>
-        <w:rPr>
-          <w:rFonts w:ascii="Times New Roman" w:eastAsia="Times New Roman" w:hAnsi="Times New Roman" w:cs="Times New Roman"/>
-          <w:color w:val="000000"/>
-          <w:sz w:val="28"/>
-          <w:szCs w:val="28"/>
-          <w:lang w:eastAsia="ru-RU"/>
-        </w:rPr>
-        <w:t xml:space="preserve"> размаха</w:t>
-      </w:r>
-      <w:r>
-        <w:rPr>
-          <w:rFonts w:ascii="Times New Roman" w:eastAsia="Times New Roman" w:hAnsi="Times New Roman" w:cs="Times New Roman"/>
-          <w:color w:val="000000"/>
-          <w:sz w:val="28"/>
-          <w:szCs w:val="28"/>
-          <w:lang w:eastAsia="ru-RU"/>
-        </w:rPr>
-        <w:t>.</w:t>
-      </w:r>
-    </w:p>
-    <w:p>
-      <w:pPr>
-        <w:spacing w:after="0" w:line="360" w:lineRule="auto"/>
-        <w:textAlignment w:val="baseline"/>
-        <w:rPr>
-          <w:rFonts w:ascii="Times New Roman" w:eastAsia="Times New Roman" w:hAnsi="Times New Roman" w:cs="Times New Roman"/>
-          <w:color w:val="000000"/>
-          <w:sz w:val="28"/>
-          <w:szCs w:val="28"/>
-          <w:lang w:eastAsia="ru-RU"/>
-        </w:rPr>
-      </w:pPr>
-      <w:r>
-        <w:rPr>
-          <w:rFonts w:ascii="Times New Roman" w:eastAsia="Times New Roman" w:hAnsi="Times New Roman" w:cs="Times New Roman"/>
-          <w:color w:val="000000"/>
-          <w:sz w:val="28"/>
-          <w:szCs w:val="28"/>
-          <w:lang w:eastAsia="ru-RU"/>
-        </w:rPr>
-        <w:t xml:space="preserve">       9. </w:t>
-      </w:r>
-      <w:r>
-        <w:rPr>
-          <w:rFonts w:ascii="Times New Roman" w:eastAsia="Times New Roman" w:hAnsi="Times New Roman" w:cs="Times New Roman"/>
-          <w:color w:val="000000"/>
-          <w:sz w:val="28"/>
-          <w:szCs w:val="28"/>
-          <w:lang w:eastAsia="ru-RU"/>
-        </w:rPr>
-        <w:t>Для каждой выборки построить графическую оценку выборочной функции распределения и оценку распределения "ящик - усы"</w:t>
-      </w:r>
-    </w:p>
-    <w:p>
-      <w:pPr>
-        <w:spacing w:line="360" w:lineRule="auto"/>
-        <w:rPr>
-          <w:rFonts w:ascii="Times New Roman" w:eastAsia="Times New Roman" w:hAnsi="Times New Roman" w:cs="Times New Roman"/>
-          <w:color w:val="000000"/>
-          <w:sz w:val="28"/>
-          <w:szCs w:val="28"/>
-          <w:lang w:eastAsia="ru-RU"/>
-        </w:rPr>
-      </w:pPr>
-      <w:r>
-        <w:rPr>
-          <w:rFonts w:ascii="Times New Roman" w:eastAsia="Times New Roman" w:hAnsi="Times New Roman" w:cs="Times New Roman"/>
-          <w:color w:val="000000"/>
-          <w:sz w:val="28"/>
-          <w:szCs w:val="28"/>
-          <w:lang w:eastAsia="ru-RU"/>
-        </w:rPr>
-        <w:t xml:space="preserve">        10. </w:t>
-      </w:r>
-      <w:r>
-        <w:rPr>
-          <w:rFonts w:ascii="Times New Roman" w:eastAsia="Times New Roman" w:hAnsi="Times New Roman" w:cs="Times New Roman"/>
-          <w:color w:val="000000"/>
-          <w:sz w:val="28"/>
-          <w:szCs w:val="28"/>
-          <w:lang w:eastAsia="ru-RU"/>
-        </w:rPr>
-        <w:t xml:space="preserve">Проверить </w:t>
-      </w:r>
-      <w:r>
-        <w:rPr>
-          <w:rFonts w:ascii="Times New Roman" w:eastAsia="Times New Roman" w:hAnsi="Times New Roman" w:cs="Times New Roman"/>
-          <w:b/>
-          <w:bCs/>
-          <w:color w:val="000000"/>
-          <w:sz w:val="28"/>
-          <w:szCs w:val="28"/>
-          <w:lang w:eastAsia="ru-RU"/>
-        </w:rPr>
-        <w:t>корреляцию</w:t>
-      </w:r>
-      <w:r>
-        <w:rPr>
-          <w:rFonts w:ascii="Times New Roman" w:eastAsia="Times New Roman" w:hAnsi="Times New Roman" w:cs="Times New Roman"/>
-          <w:color w:val="000000"/>
-          <w:sz w:val="28"/>
-          <w:szCs w:val="28"/>
-          <w:lang w:eastAsia="ru-RU"/>
-        </w:rPr>
-        <w:t xml:space="preserve"> между этими столбцами</w:t>
-      </w:r>
-    </w:p>
-    <w:p>
-      <w:pPr>
-        <w:spacing w:after="0" w:line="360" w:lineRule="auto"/>
-        <w:textAlignment w:val="baseline"/>
-        <w:rPr>
-          <w:rFonts w:ascii="Times New Roman" w:eastAsia="Times New Roman" w:hAnsi="Times New Roman" w:cs="Times New Roman"/>
-          <w:color w:val="000000"/>
-          <w:sz w:val="28"/>
-          <w:szCs w:val="28"/>
-          <w:lang w:eastAsia="ru-RU"/>
-        </w:rPr>
-      </w:pPr>
+          <w:rFonts w:ascii="Times New Roman" w:hAnsi="Times New Roman" w:cs="Times New Roman"/>
+          <w:sz w:val="28"/>
+          <w:szCs w:val="28"/>
+        </w:rPr>
+      </w:pPr>
+      <w:r>
+        <w:rPr>
+          <w:rFonts w:ascii="Times New Roman" w:hAnsi="Times New Roman" w:cs="Times New Roman"/>
+          <w:sz w:val="28"/>
+          <w:szCs w:val="28"/>
+        </w:rPr>
+        <w:t xml:space="preserve">       5.  Указать тип данных для каждого столбца (числовой, текстовый, дата и т. д.).  Если</w:t>
+      </w:r>
+      <w:r>
+        <w:rPr>
+          <w:rFonts w:ascii="Times New Roman" w:hAnsi="Times New Roman" w:cs="Times New Roman"/>
+          <w:sz w:val="28"/>
+          <w:szCs w:val="28"/>
+        </w:rPr>
+        <w:t xml:space="preserve"> </w:t>
+      </w:r>
+      <w:r>
+        <w:rPr>
+          <w:rFonts w:ascii="Times New Roman" w:hAnsi="Times New Roman" w:cs="Times New Roman"/>
+          <w:sz w:val="28"/>
+          <w:szCs w:val="28"/>
+        </w:rPr>
+        <w:t>возможно, добавить единицы измерения.</w:t>
+      </w:r>
     </w:p>
     <w:p>
       <w:pPr>
@@ -616,13 +568,19 @@
           <w:tab w:val="left" w:pos="1350"/>
         </w:tabs>
         <w:rPr>
-          <w:rFonts w:ascii="Times New Roman" w:eastAsia="Times New Roman" w:hAnsi="Times New Roman" w:cs="Times New Roman"/>
-          <w:color w:val="000000"/>
-          <w:sz w:val="28"/>
-          <w:szCs w:val="28"/>
-          <w:lang w:eastAsia="ru-RU"/>
-        </w:rPr>
-      </w:pPr>
+          <w:rFonts w:ascii="Times New Roman" w:hAnsi="Times New Roman" w:cs="Times New Roman"/>
+          <w:sz w:val="28"/>
+          <w:szCs w:val="28"/>
+        </w:rPr>
+      </w:pPr>
+      <w:r>
+        <w:rPr>
+          <w:rFonts w:ascii="Times New Roman" w:hAnsi="Times New Roman" w:cs="Times New Roman"/>
+          <w:sz w:val="28"/>
+          <w:szCs w:val="28"/>
+        </w:rPr>
+        <w:t xml:space="preserve">       6. Добавить фильтрацию по каждому из столбцов</w:t>
+      </w:r>
     </w:p>
     <w:p>
       <w:pPr>
@@ -630,23 +588,59 @@
           <w:tab w:val="left" w:pos="1350"/>
         </w:tabs>
         <w:rPr>
-          <w:rFonts w:ascii="Times New Roman" w:eastAsia="Times New Roman" w:hAnsi="Times New Roman" w:cs="Times New Roman"/>
-          <w:color w:val="000000"/>
-          <w:sz w:val="28"/>
-          <w:szCs w:val="28"/>
-          <w:lang w:eastAsia="ru-RU"/>
-        </w:rPr>
-      </w:pPr>
-      <w:r>
-        <w:rPr>
-          <w:rFonts w:ascii="Times New Roman" w:eastAsia="Times New Roman" w:hAnsi="Times New Roman" w:cs="Times New Roman"/>
-          <w:color w:val="000000"/>
-          <w:sz w:val="28"/>
-          <w:szCs w:val="28"/>
-          <w:lang w:eastAsia="ru-RU"/>
-        </w:rPr>
-        <w:tab/>
-        <w:t xml:space="preserve"> </w:t>
+          <w:rFonts w:ascii="Times New Roman" w:hAnsi="Times New Roman" w:cs="Times New Roman"/>
+          <w:sz w:val="28"/>
+          <w:szCs w:val="28"/>
+        </w:rPr>
+      </w:pPr>
+      <w:r>
+        <w:rPr>
+          <w:rFonts w:ascii="Times New Roman" w:hAnsi="Times New Roman" w:cs="Times New Roman"/>
+          <w:sz w:val="28"/>
+          <w:szCs w:val="28"/>
+        </w:rPr>
+        <w:drawing>
+          <wp:inline distT="0" distB="0" distL="0" distR="0" wp14:anchorId="2F316F1C" wp14:editId="3C3F0717">
+            <wp:extent cx="5730240" cy="2804160"/>
+            <wp:effectExtent l="0" t="0" r="3810" b="0"/>
+            <wp:docPr id="6" name="Рисунок 6"/>
+            <wp:cNvGraphicFramePr>
+              <a:graphicFrameLocks xmlns:a="http://schemas.openxmlformats.org/drawingml/2006/main" noChangeAspect="1"/>
+            </wp:cNvGraphicFramePr>
+            <a:graphic xmlns:a="http://schemas.openxmlformats.org/drawingml/2006/main">
+              <a:graphicData uri="http://schemas.openxmlformats.org/drawingml/2006/picture">
+                <pic:pic xmlns:pic="http://schemas.openxmlformats.org/drawingml/2006/picture">
+                  <pic:nvPicPr>
+                    <pic:cNvPr id="1" name=""/>
+                    <pic:cNvPicPr/>
+                  </pic:nvPicPr>
+                  <pic:blipFill rotWithShape="1">
+                    <a:blip r:embed="rId8"/>
+                    <a:srcRect l="3335" t="11237" r="204" b="777"/>
+                    <a:stretch/>
+                  </pic:blipFill>
+                  <pic:spPr bwMode="auto">
+                    <a:xfrm>
+                      <a:off x="0" y="0"/>
+                      <a:ext cx="5730240" cy="2804160"/>
+                    </a:xfrm>
+                    <a:prstGeom prst="rect">
+                      <a:avLst/>
+                    </a:prstGeom>
+                    <a:ln>
+                      <a:noFill/>
+                    </a:ln>
+                    <a:extLst>
+                      <a:ext uri="{53640926-AAD7-44D8-BBD7-CCE9431645EC}">
+                        <a14:shadowObscured xmlns:a14="http://schemas.microsoft.com/office/drawing/2010/main"/>
+                      </a:ext>
+                    </a:extLst>
+                  </pic:spPr>
+                </pic:pic>
+              </a:graphicData>
+            </a:graphic>
+          </wp:inline>
+        </w:drawing>
       </w:r>
     </w:p>
     <w:p>
@@ -662,6 +656,58 @@
           <w:lang w:eastAsia="ru-RU"/>
         </w:rPr>
       </w:pPr>
+      <w:r>
+        <w:rPr>
+          <w:rFonts w:ascii="Times New Roman" w:hAnsi="Times New Roman" w:cs="Times New Roman"/>
+          <w:sz w:val="28"/>
+          <w:szCs w:val="28"/>
+        </w:rPr>
+        <w:t xml:space="preserve">       </w:t>
+      </w:r>
+      <w:r>
+        <w:rPr>
+          <w:rFonts w:ascii="Times New Roman" w:hAnsi="Times New Roman" w:cs="Times New Roman"/>
+          <w:sz w:val="28"/>
+          <w:szCs w:val="28"/>
+        </w:rPr>
+        <w:t>7</w:t>
+      </w:r>
+      <w:r>
+        <w:rPr>
+          <w:rFonts w:ascii="Times New Roman" w:hAnsi="Times New Roman" w:cs="Times New Roman"/>
+          <w:sz w:val="28"/>
+          <w:szCs w:val="28"/>
+        </w:rPr>
+        <w:t xml:space="preserve">. </w:t>
+      </w:r>
+      <w:r>
+        <w:rPr>
+          <w:rFonts w:ascii="Times New Roman" w:hAnsi="Times New Roman" w:cs="Times New Roman"/>
+          <w:sz w:val="28"/>
+          <w:szCs w:val="28"/>
+        </w:rPr>
+        <w:t>В</w:t>
+      </w:r>
+      <w:r>
+        <w:rPr>
+          <w:rFonts w:ascii="Times New Roman" w:eastAsia="Times New Roman" w:hAnsi="Times New Roman" w:cs="Times New Roman"/>
+          <w:color w:val="000000"/>
+          <w:sz w:val="28"/>
+          <w:szCs w:val="28"/>
+          <w:lang w:eastAsia="ru-RU"/>
+        </w:rPr>
+        <w:t>ыбрать 2 числовых столбца</w:t>
+      </w:r>
+      <w:r>
+        <w:rPr>
+          <w:rFonts w:ascii="Times New Roman" w:eastAsia="Times New Roman" w:hAnsi="Times New Roman" w:cs="Times New Roman"/>
+          <w:color w:val="000000"/>
+          <w:sz w:val="28"/>
+          <w:szCs w:val="28"/>
+          <w:lang w:eastAsia="ru-RU"/>
+        </w:rPr>
+        <w:t>, между которыми возможна взаимосвязь.</w:t>
+      </w:r>
     </w:p>
     <w:p>
       <w:pPr>
@@ -676,6 +722,56 @@
           <w:lang w:eastAsia="ru-RU"/>
         </w:rPr>
       </w:pPr>
+      <w:proofErr w:type="spellStart"/>
+      <w:r>
+        <w:rPr>
+          <w:rFonts w:ascii="Times New Roman" w:eastAsia="Times New Roman" w:hAnsi="Times New Roman" w:cs="Times New Roman"/>
+          <w:b/>
+          <w:bCs/>
+          <w:color w:val="000000"/>
+          <w:sz w:val="28"/>
+          <w:szCs w:val="28"/>
+          <w:lang w:eastAsia="ru-RU"/>
+        </w:rPr>
+        <w:t>Процент_посещаемости</w:t>
+      </w:r>
+      <w:proofErr w:type="spellEnd"/>
+      <w:r>
+        <w:rPr>
+          <w:rFonts w:ascii="Times New Roman" w:eastAsia="Times New Roman" w:hAnsi="Times New Roman" w:cs="Times New Roman"/>
+          <w:b/>
+          <w:bCs/>
+          <w:color w:val="000000"/>
+          <w:sz w:val="28"/>
+          <w:szCs w:val="28"/>
+          <w:lang w:eastAsia="ru-RU"/>
+        </w:rPr>
+        <w:t xml:space="preserve"> </w:t>
+      </w:r>
+      <w:r>
+        <w:rPr>
+          <w:rFonts w:ascii="Times New Roman" w:eastAsia="Times New Roman" w:hAnsi="Times New Roman" w:cs="Times New Roman"/>
+          <w:color w:val="000000"/>
+          <w:sz w:val="28"/>
+          <w:szCs w:val="28"/>
+          <w:lang w:eastAsia="ru-RU"/>
+        </w:rPr>
+        <w:t xml:space="preserve">и </w:t>
+      </w:r>
+      <w:proofErr w:type="spellStart"/>
+      <w:r>
+        <w:rPr>
+          <w:rFonts w:ascii="Times New Roman" w:eastAsia="Times New Roman" w:hAnsi="Times New Roman" w:cs="Times New Roman"/>
+          <w:b/>
+          <w:bCs/>
+          <w:color w:val="000000"/>
+          <w:sz w:val="28"/>
+          <w:szCs w:val="28"/>
+          <w:lang w:eastAsia="ru-RU"/>
+        </w:rPr>
+        <w:t>Общий_балл</w:t>
+      </w:r>
+      <w:proofErr w:type="spellEnd"/>
     </w:p>
     <w:p>
       <w:pPr>
@@ -690,6 +786,58 @@
           <w:lang w:eastAsia="ru-RU"/>
         </w:rPr>
       </w:pPr>
+      <w:r>
+        <w:rPr>
+          <w:rFonts w:ascii="Times New Roman" w:eastAsia="Times New Roman" w:hAnsi="Times New Roman" w:cs="Times New Roman"/>
+          <w:color w:val="000000"/>
+          <w:sz w:val="28"/>
+          <w:szCs w:val="28"/>
+          <w:lang w:eastAsia="ru-RU"/>
+        </w:rPr>
+        <w:t xml:space="preserve">       8. </w:t>
+      </w:r>
+      <w:r>
+        <w:rPr>
+          <w:rFonts w:ascii="Times New Roman" w:eastAsia="Times New Roman" w:hAnsi="Times New Roman" w:cs="Times New Roman"/>
+          <w:color w:val="000000"/>
+          <w:sz w:val="28"/>
+          <w:szCs w:val="28"/>
+          <w:lang w:eastAsia="ru-RU"/>
+        </w:rPr>
+        <w:t xml:space="preserve">Для каждой выборки вычислить точечные оценки среднего, медианы, дисперсии, среднеквадратического отклонения, коэффициента вариации, размаха, </w:t>
+      </w:r>
+      <w:proofErr w:type="spellStart"/>
+      <w:r>
+        <w:rPr>
+          <w:rFonts w:ascii="Times New Roman" w:eastAsia="Times New Roman" w:hAnsi="Times New Roman" w:cs="Times New Roman"/>
+          <w:color w:val="000000"/>
+          <w:sz w:val="28"/>
+          <w:szCs w:val="28"/>
+          <w:lang w:eastAsia="ru-RU"/>
+        </w:rPr>
+        <w:t>интердецильного</w:t>
+      </w:r>
+      <w:proofErr w:type="spellEnd"/>
+      <w:r>
+        <w:rPr>
+          <w:rFonts w:ascii="Times New Roman" w:eastAsia="Times New Roman" w:hAnsi="Times New Roman" w:cs="Times New Roman"/>
+          <w:color w:val="000000"/>
+          <w:sz w:val="28"/>
+          <w:szCs w:val="28"/>
+          <w:lang w:eastAsia="ru-RU"/>
+        </w:rPr>
+        <w:t xml:space="preserve"> размаха</w:t>
+      </w:r>
+      <w:r>
+        <w:rPr>
+          <w:rFonts w:ascii="Times New Roman" w:eastAsia="Times New Roman" w:hAnsi="Times New Roman" w:cs="Times New Roman"/>
+          <w:color w:val="000000"/>
+          <w:sz w:val="28"/>
+          <w:szCs w:val="28"/>
+          <w:lang w:eastAsia="ru-RU"/>
+        </w:rPr>
+        <w:t>.</w:t>
+      </w:r>
     </w:p>
     <w:p>
       <w:pPr>
@@ -701,11 +849,541 @@
           <w:color w:val="000000"/>
           <w:sz w:val="28"/>
           <w:szCs w:val="28"/>
-          <w:lang w:eastAsia="ru-RU"/>
-        </w:rPr>
-      </w:pPr>
-      <w:bookmarkStart w:id="0" w:name="_GoBack"/>
-      <w:bookmarkEnd w:id="0"/>
+          <w:lang w:val="en-US" w:eastAsia="ru-RU"/>
+        </w:rPr>
+      </w:pPr>
+      <w:r>
+        <w:rPr>
+          <w:rFonts w:ascii="Times New Roman" w:eastAsia="Times New Roman" w:hAnsi="Times New Roman" w:cs="Times New Roman"/>
+          <w:color w:val="000000"/>
+          <w:sz w:val="28"/>
+          <w:szCs w:val="28"/>
+          <w:lang w:val="en-US" w:eastAsia="ru-RU"/>
+        </w:rPr>
+        <w:drawing>
+          <wp:inline distT="0" distB="0" distL="0" distR="0" wp14:anchorId="26F55E05" wp14:editId="43D60ACD">
+            <wp:extent cx="5940425" cy="2025650"/>
+            <wp:effectExtent l="0" t="0" r="3175" b="0"/>
+            <wp:docPr id="7" name="Рисунок 7"/>
+            <wp:cNvGraphicFramePr>
+              <a:graphicFrameLocks xmlns:a="http://schemas.openxmlformats.org/drawingml/2006/main" noChangeAspect="1"/>
+            </wp:cNvGraphicFramePr>
+            <a:graphic xmlns:a="http://schemas.openxmlformats.org/drawingml/2006/main">
+              <a:graphicData uri="http://schemas.openxmlformats.org/drawingml/2006/picture">
+                <pic:pic xmlns:pic="http://schemas.openxmlformats.org/drawingml/2006/picture">
+                  <pic:nvPicPr>
+                    <pic:cNvPr id="1" name=""/>
+                    <pic:cNvPicPr/>
+                  </pic:nvPicPr>
+                  <pic:blipFill>
+                    <a:blip r:embed="rId9"/>
+                    <a:stretch>
+                      <a:fillRect/>
+                    </a:stretch>
+                  </pic:blipFill>
+                  <pic:spPr>
+                    <a:xfrm>
+                      <a:off x="0" y="0"/>
+                      <a:ext cx="5940425" cy="2025650"/>
+                    </a:xfrm>
+                    <a:prstGeom prst="rect">
+                      <a:avLst/>
+                    </a:prstGeom>
+                  </pic:spPr>
+                </pic:pic>
+              </a:graphicData>
+            </a:graphic>
+          </wp:inline>
+        </w:drawing>
+      </w:r>
+    </w:p>
+    <w:p>
+      <w:pPr>
+        <w:spacing w:after="0" w:line="360" w:lineRule="auto"/>
+        <w:textAlignment w:val="baseline"/>
+        <w:rPr>
+          <w:rFonts w:ascii="Times New Roman" w:eastAsia="Times New Roman" w:hAnsi="Times New Roman" w:cs="Times New Roman"/>
+          <w:color w:val="000000"/>
+          <w:sz w:val="28"/>
+          <w:szCs w:val="28"/>
+          <w:lang w:eastAsia="ru-RU"/>
+        </w:rPr>
+      </w:pPr>
+      <w:r>
+        <w:rPr>
+          <w:rFonts w:ascii="Times New Roman" w:eastAsia="Times New Roman" w:hAnsi="Times New Roman" w:cs="Times New Roman"/>
+          <w:color w:val="000000"/>
+          <w:sz w:val="28"/>
+          <w:szCs w:val="28"/>
+          <w:lang w:eastAsia="ru-RU"/>
+        </w:rPr>
+        <w:lastRenderedPageBreak/>
+        <w:t xml:space="preserve">9. </w:t>
+      </w:r>
+      <w:r>
+        <w:rPr>
+          <w:rFonts w:ascii="Times New Roman" w:eastAsia="Times New Roman" w:hAnsi="Times New Roman" w:cs="Times New Roman"/>
+          <w:color w:val="000000"/>
+          <w:sz w:val="28"/>
+          <w:szCs w:val="28"/>
+          <w:lang w:eastAsia="ru-RU"/>
+        </w:rPr>
+        <w:t>Для каждой выборки построить графическую оценку выборочной функции распределения и оценку распределения "ящик - усы"</w:t>
+      </w:r>
+    </w:p>
+    <w:p>
+      <w:pPr>
+        <w:spacing w:after="0" w:line="360" w:lineRule="auto"/>
+        <w:textAlignment w:val="baseline"/>
+        <w:rPr>
+          <w:rFonts w:ascii="Times New Roman" w:eastAsia="Times New Roman" w:hAnsi="Times New Roman" w:cs="Times New Roman"/>
+          <w:color w:val="000000"/>
+          <w:sz w:val="28"/>
+          <w:szCs w:val="28"/>
+          <w:lang w:eastAsia="ru-RU"/>
+        </w:rPr>
+      </w:pPr>
+      <w:r>
+        <w:rPr>
+          <w:rFonts w:ascii="Times New Roman" w:eastAsia="Times New Roman" w:hAnsi="Times New Roman" w:cs="Times New Roman"/>
+          <w:color w:val="000000"/>
+          <w:sz w:val="28"/>
+          <w:szCs w:val="28"/>
+          <w:lang w:eastAsia="ru-RU"/>
+        </w:rPr>
+        <w:drawing>
+          <wp:inline distT="0" distB="0" distL="0" distR="0" wp14:anchorId="145D24D0" wp14:editId="48C0156A">
+            <wp:extent cx="5940425" cy="2807970"/>
+            <wp:effectExtent l="0" t="0" r="3175" b="0"/>
+            <wp:docPr id="8" name="Рисунок 8"/>
+            <wp:cNvGraphicFramePr>
+              <a:graphicFrameLocks xmlns:a="http://schemas.openxmlformats.org/drawingml/2006/main" noChangeAspect="1"/>
+            </wp:cNvGraphicFramePr>
+            <a:graphic xmlns:a="http://schemas.openxmlformats.org/drawingml/2006/main">
+              <a:graphicData uri="http://schemas.openxmlformats.org/drawingml/2006/picture">
+                <pic:pic xmlns:pic="http://schemas.openxmlformats.org/drawingml/2006/picture">
+                  <pic:nvPicPr>
+                    <pic:cNvPr id="1" name=""/>
+                    <pic:cNvPicPr/>
+                  </pic:nvPicPr>
+                  <pic:blipFill>
+                    <a:blip r:embed="rId10"/>
+                    <a:stretch>
+                      <a:fillRect/>
+                    </a:stretch>
+                  </pic:blipFill>
+                  <pic:spPr>
+                    <a:xfrm>
+                      <a:off x="0" y="0"/>
+                      <a:ext cx="5940425" cy="2807970"/>
+                    </a:xfrm>
+                    <a:prstGeom prst="rect">
+                      <a:avLst/>
+                    </a:prstGeom>
+                  </pic:spPr>
+                </pic:pic>
+              </a:graphicData>
+            </a:graphic>
+          </wp:inline>
+        </w:drawing>
+      </w:r>
+    </w:p>
+    <w:p>
+      <w:pPr>
+        <w:spacing w:after="0" w:line="360" w:lineRule="auto"/>
+        <w:textAlignment w:val="baseline"/>
+        <w:rPr>
+          <w:rFonts w:ascii="Times New Roman" w:eastAsia="Times New Roman" w:hAnsi="Times New Roman" w:cs="Times New Roman"/>
+          <w:color w:val="000000"/>
+          <w:sz w:val="28"/>
+          <w:szCs w:val="28"/>
+          <w:lang w:eastAsia="ru-RU"/>
+        </w:rPr>
+      </w:pPr>
+      <w:r>
+        <w:rPr>
+          <w:rFonts w:ascii="Times New Roman" w:eastAsia="Times New Roman" w:hAnsi="Times New Roman" w:cs="Times New Roman"/>
+          <w:color w:val="000000"/>
+          <w:sz w:val="28"/>
+          <w:szCs w:val="28"/>
+          <w:lang w:eastAsia="ru-RU"/>
+        </w:rPr>
+        <w:drawing>
+          <wp:inline distT="0" distB="0" distL="0" distR="0" wp14:anchorId="4592CF38" wp14:editId="639F5C98">
+            <wp:extent cx="5940425" cy="3985895"/>
+            <wp:effectExtent l="0" t="0" r="3175" b="0"/>
+            <wp:docPr id="9" name="Рисунок 9"/>
+            <wp:cNvGraphicFramePr>
+              <a:graphicFrameLocks xmlns:a="http://schemas.openxmlformats.org/drawingml/2006/main" noChangeAspect="1"/>
+            </wp:cNvGraphicFramePr>
+            <a:graphic xmlns:a="http://schemas.openxmlformats.org/drawingml/2006/main">
+              <a:graphicData uri="http://schemas.openxmlformats.org/drawingml/2006/picture">
+                <pic:pic xmlns:pic="http://schemas.openxmlformats.org/drawingml/2006/picture">
+                  <pic:nvPicPr>
+                    <pic:cNvPr id="1" name=""/>
+                    <pic:cNvPicPr/>
+                  </pic:nvPicPr>
+                  <pic:blipFill>
+                    <a:blip r:embed="rId11"/>
+                    <a:stretch>
+                      <a:fillRect/>
+                    </a:stretch>
+                  </pic:blipFill>
+                  <pic:spPr>
+                    <a:xfrm>
+                      <a:off x="0" y="0"/>
+                      <a:ext cx="5940425" cy="3985895"/>
+                    </a:xfrm>
+                    <a:prstGeom prst="rect">
+                      <a:avLst/>
+                    </a:prstGeom>
+                  </pic:spPr>
+                </pic:pic>
+              </a:graphicData>
+            </a:graphic>
+          </wp:inline>
+        </w:drawing>
+      </w:r>
+    </w:p>
+    <w:p>
+      <w:pPr>
+        <w:spacing w:line="360" w:lineRule="auto"/>
+        <w:rPr>
+          <w:rFonts w:ascii="Times New Roman" w:eastAsia="Times New Roman" w:hAnsi="Times New Roman" w:cs="Times New Roman"/>
+          <w:color w:val="000000"/>
+          <w:sz w:val="28"/>
+          <w:szCs w:val="28"/>
+          <w:lang w:eastAsia="ru-RU"/>
+        </w:rPr>
+      </w:pPr>
+      <w:r>
+        <w:rPr>
+          <w:rFonts w:ascii="Times New Roman" w:eastAsia="Times New Roman" w:hAnsi="Times New Roman" w:cs="Times New Roman"/>
+          <w:color w:val="000000"/>
+          <w:sz w:val="28"/>
+          <w:szCs w:val="28"/>
+          <w:lang w:eastAsia="ru-RU"/>
+        </w:rPr>
+        <w:t xml:space="preserve">        </w:t>
+      </w:r>
+    </w:p>
+    <w:p>
+      <w:pPr>
+        <w:rPr>
+          <w:rFonts w:ascii="Times New Roman" w:eastAsia="Times New Roman" w:hAnsi="Times New Roman" w:cs="Times New Roman"/>
+          <w:color w:val="000000"/>
+          <w:sz w:val="28"/>
+          <w:szCs w:val="28"/>
+          <w:lang w:eastAsia="ru-RU"/>
+        </w:rPr>
+      </w:pPr>
+      <w:r>
+        <w:rPr>
+          <w:rFonts w:ascii="Times New Roman" w:eastAsia="Times New Roman" w:hAnsi="Times New Roman" w:cs="Times New Roman"/>
+          <w:color w:val="000000"/>
+          <w:sz w:val="28"/>
+          <w:szCs w:val="28"/>
+          <w:lang w:eastAsia="ru-RU"/>
+        </w:rPr>
+        <w:br w:type="page"/>
+      </w:r>
+    </w:p>
+    <w:p>
+      <w:pPr>
+        <w:spacing w:line="360" w:lineRule="auto"/>
+        <w:rPr>
+          <w:rFonts w:ascii="Times New Roman" w:eastAsia="Times New Roman" w:hAnsi="Times New Roman" w:cs="Times New Roman"/>
+          <w:color w:val="000000"/>
+          <w:sz w:val="28"/>
+          <w:szCs w:val="28"/>
+          <w:lang w:eastAsia="ru-RU"/>
+        </w:rPr>
+      </w:pPr>
+      <w:r>
+        <w:rPr>
+          <w:rFonts w:ascii="Times New Roman" w:eastAsia="Times New Roman" w:hAnsi="Times New Roman" w:cs="Times New Roman"/>
+          <w:color w:val="000000"/>
+          <w:sz w:val="28"/>
+          <w:szCs w:val="28"/>
+          <w:lang w:eastAsia="ru-RU"/>
+        </w:rPr>
+        <w:lastRenderedPageBreak/>
+        <w:t xml:space="preserve">10. </w:t>
+      </w:r>
+      <w:r>
+        <w:rPr>
+          <w:rFonts w:ascii="Times New Roman" w:eastAsia="Times New Roman" w:hAnsi="Times New Roman" w:cs="Times New Roman"/>
+          <w:color w:val="000000"/>
+          <w:sz w:val="28"/>
+          <w:szCs w:val="28"/>
+          <w:lang w:eastAsia="ru-RU"/>
+        </w:rPr>
+        <w:t xml:space="preserve">Проверить </w:t>
+      </w:r>
+      <w:r>
+        <w:rPr>
+          <w:rFonts w:ascii="Times New Roman" w:eastAsia="Times New Roman" w:hAnsi="Times New Roman" w:cs="Times New Roman"/>
+          <w:b/>
+          <w:bCs/>
+          <w:color w:val="000000"/>
+          <w:sz w:val="28"/>
+          <w:szCs w:val="28"/>
+          <w:lang w:eastAsia="ru-RU"/>
+        </w:rPr>
+        <w:t>корреляцию</w:t>
+      </w:r>
+      <w:r>
+        <w:rPr>
+          <w:rFonts w:ascii="Times New Roman" w:eastAsia="Times New Roman" w:hAnsi="Times New Roman" w:cs="Times New Roman"/>
+          <w:color w:val="000000"/>
+          <w:sz w:val="28"/>
+          <w:szCs w:val="28"/>
+          <w:lang w:eastAsia="ru-RU"/>
+        </w:rPr>
+        <w:t xml:space="preserve"> между этими столбцами</w:t>
+      </w:r>
+    </w:p>
+    <w:p>
+      <w:pPr>
+        <w:spacing w:line="360" w:lineRule="auto"/>
+        <w:rPr>
+          <w:rFonts w:ascii="Times New Roman" w:eastAsia="Times New Roman" w:hAnsi="Times New Roman" w:cs="Times New Roman"/>
+          <w:color w:val="000000"/>
+          <w:sz w:val="28"/>
+          <w:szCs w:val="28"/>
+          <w:lang w:eastAsia="ru-RU"/>
+        </w:rPr>
+      </w:pPr>
+      <w:r>
+        <w:rPr>
+          <w:rFonts w:ascii="Times New Roman" w:eastAsia="Times New Roman" w:hAnsi="Times New Roman" w:cs="Times New Roman"/>
+          <w:color w:val="000000"/>
+          <w:sz w:val="28"/>
+          <w:szCs w:val="28"/>
+          <w:lang w:eastAsia="ru-RU"/>
+        </w:rPr>
+        <w:drawing>
+          <wp:inline distT="0" distB="0" distL="0" distR="0" wp14:anchorId="1C7A9415" wp14:editId="258FA80C">
+            <wp:extent cx="3353268" cy="1238423"/>
+            <wp:effectExtent l="0" t="0" r="0" b="0"/>
+            <wp:docPr id="10" name="Рисунок 10"/>
+            <wp:cNvGraphicFramePr>
+              <a:graphicFrameLocks xmlns:a="http://schemas.openxmlformats.org/drawingml/2006/main" noChangeAspect="1"/>
+            </wp:cNvGraphicFramePr>
+            <a:graphic xmlns:a="http://schemas.openxmlformats.org/drawingml/2006/main">
+              <a:graphicData uri="http://schemas.openxmlformats.org/drawingml/2006/picture">
+                <pic:pic xmlns:pic="http://schemas.openxmlformats.org/drawingml/2006/picture">
+                  <pic:nvPicPr>
+                    <pic:cNvPr id="1" name=""/>
+                    <pic:cNvPicPr/>
+                  </pic:nvPicPr>
+                  <pic:blipFill>
+                    <a:blip r:embed="rId12"/>
+                    <a:stretch>
+                      <a:fillRect/>
+                    </a:stretch>
+                  </pic:blipFill>
+                  <pic:spPr>
+                    <a:xfrm>
+                      <a:off x="0" y="0"/>
+                      <a:ext cx="3353268" cy="1238423"/>
+                    </a:xfrm>
+                    <a:prstGeom prst="rect">
+                      <a:avLst/>
+                    </a:prstGeom>
+                  </pic:spPr>
+                </pic:pic>
+              </a:graphicData>
+            </a:graphic>
+          </wp:inline>
+        </w:drawing>
+      </w:r>
+    </w:p>
+    <w:p>
+      <w:pPr>
+        <w:spacing w:line="360" w:lineRule="auto"/>
+        <w:rPr>
+          <w:rFonts w:ascii="Times New Roman" w:eastAsia="Times New Roman" w:hAnsi="Times New Roman" w:cs="Times New Roman"/>
+          <w:color w:val="000000"/>
+          <w:sz w:val="28"/>
+          <w:szCs w:val="28"/>
+          <w:lang w:eastAsia="ru-RU"/>
+        </w:rPr>
+      </w:pPr>
+      <w:r>
+        <w:rPr>
+          <w:rFonts w:ascii="Times New Roman" w:eastAsia="Times New Roman" w:hAnsi="Times New Roman" w:cs="Times New Roman"/>
+          <w:color w:val="000000"/>
+          <w:sz w:val="28"/>
+          <w:szCs w:val="28"/>
+          <w:lang w:eastAsia="ru-RU"/>
+        </w:rPr>
+        <w:t>Корреляция процента посещаемости и общего балла</w:t>
+      </w:r>
+      <w:r>
+        <w:rPr>
+          <w:rFonts w:ascii="Times New Roman" w:eastAsia="Times New Roman" w:hAnsi="Times New Roman" w:cs="Times New Roman"/>
+          <w:color w:val="000000"/>
+          <w:sz w:val="28"/>
+          <w:szCs w:val="28"/>
+          <w:lang w:eastAsia="ru-RU"/>
+        </w:rPr>
+        <w:t>: 0,29</w:t>
+      </w:r>
+    </w:p>
+    <w:p>
+      <w:pPr>
+        <w:spacing w:line="360" w:lineRule="auto"/>
+        <w:rPr>
+          <w:rFonts w:ascii="Times New Roman" w:eastAsia="Times New Roman" w:hAnsi="Times New Roman" w:cs="Times New Roman"/>
+          <w:color w:val="000000"/>
+          <w:sz w:val="28"/>
+          <w:szCs w:val="28"/>
+          <w:lang w:eastAsia="ru-RU"/>
+        </w:rPr>
+      </w:pPr>
+      <w:r>
+        <w:rPr>
+          <w:rFonts w:ascii="Times New Roman" w:eastAsia="Times New Roman" w:hAnsi="Times New Roman" w:cs="Times New Roman"/>
+          <w:color w:val="000000"/>
+          <w:sz w:val="28"/>
+          <w:szCs w:val="28"/>
+          <w:lang w:eastAsia="ru-RU"/>
+        </w:rPr>
+        <w:t>Корреляция слабо-умеренная.</w:t>
+      </w:r>
+    </w:p>
+    <w:p>
+      <w:pPr>
+        <w:spacing w:line="360" w:lineRule="auto"/>
+        <w:rPr>
+          <w:rFonts w:ascii="Times New Roman" w:eastAsia="Times New Roman" w:hAnsi="Times New Roman" w:cs="Times New Roman"/>
+          <w:color w:val="000000"/>
+          <w:sz w:val="28"/>
+          <w:szCs w:val="28"/>
+          <w:lang w:eastAsia="ru-RU"/>
+        </w:rPr>
+      </w:pPr>
+    </w:p>
+    <w:p>
+      <w:pPr>
+        <w:spacing w:line="360" w:lineRule="auto"/>
+        <w:rPr>
+          <w:rFonts w:ascii="Times New Roman" w:eastAsia="Times New Roman" w:hAnsi="Times New Roman" w:cs="Times New Roman"/>
+          <w:color w:val="000000"/>
+          <w:sz w:val="28"/>
+          <w:szCs w:val="28"/>
+          <w:lang w:eastAsia="ru-RU"/>
+        </w:rPr>
+      </w:pPr>
+    </w:p>
+    <w:p>
+      <w:pPr>
+        <w:spacing w:after="0" w:line="360" w:lineRule="auto"/>
+        <w:textAlignment w:val="baseline"/>
+        <w:rPr>
+          <w:rFonts w:ascii="Times New Roman" w:eastAsia="Times New Roman" w:hAnsi="Times New Roman" w:cs="Times New Roman"/>
+          <w:color w:val="000000"/>
+          <w:sz w:val="28"/>
+          <w:szCs w:val="28"/>
+          <w:lang w:eastAsia="ru-RU"/>
+        </w:rPr>
+      </w:pPr>
+    </w:p>
+    <w:p>
+      <w:pPr>
+        <w:tabs>
+          <w:tab w:val="left" w:pos="1350"/>
+        </w:tabs>
+        <w:rPr>
+          <w:rFonts w:ascii="Times New Roman" w:eastAsia="Times New Roman" w:hAnsi="Times New Roman" w:cs="Times New Roman"/>
+          <w:color w:val="000000"/>
+          <w:sz w:val="28"/>
+          <w:szCs w:val="28"/>
+          <w:lang w:eastAsia="ru-RU"/>
+        </w:rPr>
+      </w:pPr>
+    </w:p>
+    <w:p>
+      <w:pPr>
+        <w:tabs>
+          <w:tab w:val="left" w:pos="1350"/>
+        </w:tabs>
+        <w:rPr>
+          <w:rFonts w:ascii="Times New Roman" w:eastAsia="Times New Roman" w:hAnsi="Times New Roman" w:cs="Times New Roman"/>
+          <w:color w:val="000000"/>
+          <w:sz w:val="28"/>
+          <w:szCs w:val="28"/>
+          <w:lang w:eastAsia="ru-RU"/>
+        </w:rPr>
+      </w:pPr>
+      <w:r>
+        <w:rPr>
+          <w:rFonts w:ascii="Times New Roman" w:eastAsia="Times New Roman" w:hAnsi="Times New Roman" w:cs="Times New Roman"/>
+          <w:color w:val="000000"/>
+          <w:sz w:val="28"/>
+          <w:szCs w:val="28"/>
+          <w:lang w:eastAsia="ru-RU"/>
+        </w:rPr>
+        <w:tab/>
+        <w:t xml:space="preserve"> </w:t>
+      </w:r>
+    </w:p>
+    <w:p>
+      <w:pPr>
+        <w:tabs>
+          <w:tab w:val="left" w:pos="1350"/>
+        </w:tabs>
+        <w:rPr>
+          <w:rFonts w:ascii="Times New Roman" w:eastAsia="Times New Roman" w:hAnsi="Times New Roman" w:cs="Times New Roman"/>
+          <w:color w:val="000000"/>
+          <w:sz w:val="28"/>
+          <w:szCs w:val="28"/>
+          <w:lang w:eastAsia="ru-RU"/>
+        </w:rPr>
+      </w:pPr>
+    </w:p>
+    <w:p>
+      <w:pPr>
+        <w:tabs>
+          <w:tab w:val="left" w:pos="1350"/>
+        </w:tabs>
+        <w:rPr>
+          <w:rFonts w:ascii="Times New Roman" w:eastAsia="Times New Roman" w:hAnsi="Times New Roman" w:cs="Times New Roman"/>
+          <w:color w:val="000000"/>
+          <w:sz w:val="28"/>
+          <w:szCs w:val="28"/>
+          <w:lang w:eastAsia="ru-RU"/>
+        </w:rPr>
+      </w:pPr>
+    </w:p>
+    <w:p>
+      <w:pPr>
+        <w:tabs>
+          <w:tab w:val="left" w:pos="1350"/>
+        </w:tabs>
+        <w:rPr>
+          <w:rFonts w:ascii="Times New Roman" w:eastAsia="Times New Roman" w:hAnsi="Times New Roman" w:cs="Times New Roman"/>
+          <w:color w:val="000000"/>
+          <w:sz w:val="28"/>
+          <w:szCs w:val="28"/>
+          <w:lang w:eastAsia="ru-RU"/>
+        </w:rPr>
+      </w:pPr>
+    </w:p>
+    <w:p>
+      <w:pPr>
+        <w:tabs>
+          <w:tab w:val="left" w:pos="1350"/>
+        </w:tabs>
+        <w:rPr>
+          <w:rFonts w:ascii="Times New Roman" w:eastAsia="Times New Roman" w:hAnsi="Times New Roman" w:cs="Times New Roman"/>
+          <w:color w:val="000000"/>
+          <w:sz w:val="28"/>
+          <w:szCs w:val="28"/>
+          <w:lang w:eastAsia="ru-RU"/>
+        </w:rPr>
+      </w:pPr>
     </w:p>
     <w:sectPr>
       <w:pgSz w:w="11906" w:h="16838"/>
@@ -718,7 +1396,7 @@
 </file>
 
 <file path=word/numbering.xml><?xml version="1.0" encoding="utf-8"?>
-<w:numbering xmlns:wpc="http://schemas.microsoft.com/office/word/2010/wordprocessingCanvas" xmlns:cx="http://schemas.microsoft.com/office/drawing/2014/chartex" xmlns:cx1="http://schemas.microsoft.com/office/drawing/2015/9/8/chartex" xmlns:cx2="http://schemas.microsoft.com/office/drawing/2015/10/21/chartex" xmlns:cx3="http://schemas.microsoft.com/office/drawing/2016/5/9/chartex" xmlns:cx4="http://schemas.microsoft.com/office/drawing/2016/5/10/chartex" xmlns:cx5="http://schemas.microsoft.com/office/drawing/2016/5/11/chartex" xmlns:cx6="http://schemas.microsoft.com/office/drawing/2016/5/12/chartex" xmlns:cx7="http://schemas.microsoft.com/office/drawing/2016/5/13/chartex" xmlns:cx8="http://schemas.microsoft.com/office/drawing/2016/5/14/chartex" xmlns:mc="http://schemas.openxmlformats.org/markup-compatibility/2006" xmlns:aink="http://schemas.microsoft.com/office/drawing/2016/ink" xmlns:am3d="http://schemas.microsoft.com/office/drawing/2017/model3d" xmlns:o="urn:schemas-microsoft-com:office:office" xmlns:r="http://schemas.openxmlformats.org/officeDocument/2006/relationships" xmlns:m="http://schemas.openxmlformats.org/officeDocument/2006/math" xmlns:v="urn:schemas-microsoft-com:vml" xmlns:wp14="http://schemas.microsoft.com/office/word/2010/wordprocessingDrawing" xmlns:wp="http://schemas.openxmlformats.org/drawingml/2006/wordprocessingDrawing" xmlns:w10="urn:schemas-microsoft-com:office:word" xmlns:w="http://schemas.openxmlformats.org/wordprocessingml/2006/main" xmlns:w14="http://schemas.microsoft.com/office/word/2010/wordml" xmlns:w15="http://schemas.microsoft.com/office/word/2012/wordml" xmlns:w16cid="http://schemas.microsoft.com/office/word/2016/wordml/cid" xmlns:w16se="http://schemas.microsoft.com/office/word/2015/wordml/symex" xmlns:wpg="http://schemas.microsoft.com/office/word/2010/wordprocessingGroup" xmlns:wpi="http://schemas.microsoft.com/office/word/2010/wordprocessingInk" xmlns:wne="http://schemas.microsoft.com/office/word/2006/wordml" xmlns:wps="http://schemas.microsoft.com/office/word/2010/wordprocessingShape" mc:Ignorable="w14 w15 w16se w16cid wp14">
+<w:numbering xmlns:wpc="http://schemas.microsoft.com/office/word/2010/wordprocessingCanvas" xmlns:cx="http://schemas.microsoft.com/office/drawing/2014/chartex" xmlns:cx1="http://schemas.microsoft.com/office/drawing/2015/9/8/chartex" xmlns:cx2="http://schemas.microsoft.com/office/drawing/2015/10/21/chartex" xmlns:cx3="http://schemas.microsoft.com/office/drawing/2016/5/9/chartex" xmlns:cx4="http://schemas.microsoft.com/office/drawing/2016/5/10/chartex" xmlns:cx5="http://schemas.microsoft.com/office/drawing/2016/5/11/chartex" xmlns:cx6="http://schemas.microsoft.com/office/drawing/2016/5/12/chartex" xmlns:cx7="http://schemas.microsoft.com/office/drawing/2016/5/13/chartex" xmlns:cx8="http://schemas.microsoft.com/office/drawing/2016/5/14/chartex" xmlns:mc="http://schemas.openxmlformats.org/markup-compatibility/2006" xmlns:aink="http://schemas.microsoft.com/office/drawing/2016/ink" xmlns:am3d="http://schemas.microsoft.com/office/drawing/2017/model3d" xmlns:o="urn:schemas-microsoft-com:office:office" xmlns:oel="http://schemas.microsoft.com/office/2019/extlst" xmlns:r="http://schemas.openxmlformats.org/officeDocument/2006/relationships" xmlns:m="http://schemas.openxmlformats.org/officeDocument/2006/math" xmlns:v="urn:schemas-microsoft-com:vml" xmlns:wp14="http://schemas.microsoft.com/office/word/2010/wordprocessingDrawing" xmlns:wp="http://schemas.openxmlformats.org/drawingml/2006/wordprocessingDrawing" xmlns:w10="urn:schemas-microsoft-com:office:word" xmlns:w="http://schemas.openxmlformats.org/wordprocessingml/2006/main" xmlns:w14="http://schemas.microsoft.com/office/word/2010/wordml" xmlns:w15="http://schemas.microsoft.com/office/word/2012/wordml" xmlns:w16cex="http://schemas.microsoft.com/office/word/2018/wordml/cex" xmlns:w16cid="http://schemas.microsoft.com/office/word/2016/wordml/cid" xmlns:w16="http://schemas.microsoft.com/office/word/2018/wordml" xmlns:w16sdtdh="http://schemas.microsoft.com/office/word/2020/wordml/sdtdatahash" xmlns:w16se="http://schemas.microsoft.com/office/word/2015/wordml/symex" xmlns:wpg="http://schemas.microsoft.com/office/word/2010/wordprocessingGroup" xmlns:wpi="http://schemas.microsoft.com/office/word/2010/wordprocessingInk" xmlns:wne="http://schemas.microsoft.com/office/word/2006/wordml" xmlns:wps="http://schemas.microsoft.com/office/word/2010/wordprocessingShape" mc:Ignorable="w14 w15 w16se w16cid w16 w16cex w16sdtdh wp14">
   <w:abstractNum w:abstractNumId="0" w15:restartNumberingAfterBreak="0">
     <w:nsid w:val="123D5A23"/>
     <w:multiLevelType w:val="multilevel"/>
@@ -921,17 +1599,17 @@
       </w:pPr>
     </w:lvl>
   </w:abstractNum>
-  <w:num w:numId="1">
+  <w:num w:numId="1" w16cid:durableId="1987707976">
     <w:abstractNumId w:val="1"/>
   </w:num>
-  <w:num w:numId="2">
+  <w:num w:numId="2" w16cid:durableId="397480736">
     <w:abstractNumId w:val="0"/>
   </w:num>
 </w:numbering>
 </file>
 
 <file path=word/styles.xml><?xml version="1.0" encoding="utf-8"?>
-<w:styles xmlns:mc="http://schemas.openxmlformats.org/markup-compatibility/2006" xmlns:r="http://schemas.openxmlformats.org/officeDocument/2006/relationships" xmlns:w="http://schemas.openxmlformats.org/wordprocessingml/2006/main" xmlns:w14="http://schemas.microsoft.com/office/word/2010/wordml" xmlns:w15="http://schemas.microsoft.com/office/word/2012/wordml" xmlns:w16cid="http://schemas.microsoft.com/office/word/2016/wordml/cid" xmlns:w16se="http://schemas.microsoft.com/office/word/2015/wordml/symex" mc:Ignorable="w14 w15 w16se w16cid">
+<w:styles xmlns:mc="http://schemas.openxmlformats.org/markup-compatibility/2006" xmlns:r="http://schemas.openxmlformats.org/officeDocument/2006/relationships" xmlns:w="http://schemas.openxmlformats.org/wordprocessingml/2006/main" xmlns:w14="http://schemas.microsoft.com/office/word/2010/wordml" xmlns:w15="http://schemas.microsoft.com/office/word/2012/wordml" xmlns:w16cex="http://schemas.microsoft.com/office/word/2018/wordml/cex" xmlns:w16cid="http://schemas.microsoft.com/office/word/2016/wordml/cid" xmlns:w16="http://schemas.microsoft.com/office/word/2018/wordml" xmlns:w16sdtdh="http://schemas.microsoft.com/office/word/2020/wordml/sdtdatahash" xmlns:w16se="http://schemas.microsoft.com/office/word/2015/wordml/symex" mc:Ignorable="w14 w15 w16se w16cid w16 w16cex w16sdtdh">
   <w:docDefaults>
     <w:rPrDefault>
       <w:rPr>
@@ -949,7 +1627,7 @@
       </w:pPr>
     </w:pPrDefault>
   </w:docDefaults>
-  <w:latentStyles w:defLockedState="0" w:defUIPriority="99" w:defSemiHidden="0" w:defUnhideWhenUsed="0" w:defQFormat="0" w:count="375">
+  <w:latentStyles w:defLockedState="0" w:defUIPriority="99" w:defSemiHidden="0" w:defUnhideWhenUsed="0" w:defQFormat="0" w:count="376">
     <w:lsdException w:name="Normal" w:uiPriority="0" w:qFormat="1"/>
     <w:lsdException w:name="heading 1" w:uiPriority="9" w:qFormat="1"/>
     <w:lsdException w:name="heading 2" w:semiHidden="1" w:uiPriority="9" w:unhideWhenUsed="1" w:qFormat="1"/>
@@ -1325,6 +2003,7 @@
     <w:lsdException w:name="Smart Hyperlink" w:semiHidden="1" w:unhideWhenUsed="1"/>
     <w:lsdException w:name="Hashtag" w:semiHidden="1" w:unhideWhenUsed="1"/>
     <w:lsdException w:name="Unresolved Mention" w:semiHidden="1" w:unhideWhenUsed="1"/>
+    <w:lsdException w:name="Smart Link" w:semiHidden="1" w:unhideWhenUsed="1"/>
   </w:latentStyles>
   <w:style w:type="paragraph" w:default="1" w:styleId="a">
     <w:name w:val="Normal"/>
@@ -1532,7 +2211,6 @@
   <w:style w:type="character" w:default="1" w:styleId="a0">
     <w:name w:val="Default Paragraph Font"/>
     <w:uiPriority w:val="1"/>
-    <w:semiHidden/>
     <w:unhideWhenUsed/>
   </w:style>
   <w:style w:type="table" w:default="1" w:styleId="a1">
